--- a/Mapped Curriculum Lesson - Supplemental Material/Grade 8/Lesson 35 - Functions with 2D Data/Functions with 2D Data - Worksheet.docx
+++ b/Mapped Curriculum Lesson - Supplemental Material/Grade 8/Lesson 35 - Functions with 2D Data/Functions with 2D Data - Worksheet.docx
@@ -1615,20 +1615,189 @@
         <w:rPr>
           <w:color w:val="080808"/>
         </w:rPr>
-        <w:t xml:space="preserve">Build a small results manager using [name, score] rows and three functions: display every record, search by lower-case name, and </w:t>
-      </w:r>
-      <w:r>
-        <w:rPr>
-          <w:color w:val="1750EB"/>
+        <w:t>Store [</w:t>
+      </w:r>
+      <w:r>
+        <w:rPr>
+          <w:color w:val="067D17"/>
           <w:rFonts w:ascii="Consolas" w:hAnsi="Consolas"/>
         </w:rPr>
+        <w:t>"ari"</w:t>
+      </w:r>
+      <w:r>
+        <w:rPr>
+          <w:color w:val="080808"/>
+        </w:rPr>
+        <w:t>, 7], [</w:t>
+      </w:r>
+      <w:r>
+        <w:rPr>
+          <w:color w:val="067D17"/>
+          <w:rFonts w:ascii="Consolas" w:hAnsi="Consolas"/>
+        </w:rPr>
+        <w:t>"bao"</w:t>
+      </w:r>
+      <w:r>
+        <w:rPr>
+          <w:color w:val="080808"/>
+        </w:rPr>
+        <w:t>, 9] and [</w:t>
+      </w:r>
+      <w:r>
+        <w:rPr>
+          <w:color w:val="067D17"/>
+          <w:rFonts w:ascii="Consolas" w:hAnsi="Consolas"/>
+        </w:rPr>
+        <w:t>"cleo"</w:t>
+      </w:r>
+      <w:r>
+        <w:rPr>
+          <w:color w:val="080808"/>
+        </w:rPr>
+        <w:t xml:space="preserve">, 8] in [results]. Write </w:t>
+      </w:r>
+      <w:r>
+        <w:rPr>
+          <w:color w:val="1750EB"/>
+          <w:rFonts w:ascii="Consolas" w:hAnsi="Consolas"/>
+        </w:rPr>
+        <w:t>show_records</w:t>
+      </w:r>
+      <w:r>
+        <w:rPr>
+          <w:color w:val="080808"/>
+        </w:rPr>
+        <w:t xml:space="preserve">(records) to display every name and score. Write </w:t>
+      </w:r>
+      <w:r>
+        <w:rPr>
+          <w:color w:val="1750EB"/>
+          <w:rFonts w:ascii="Consolas" w:hAnsi="Consolas"/>
+        </w:rPr>
+        <w:t>find_score</w:t>
+      </w:r>
+      <w:r>
+        <w:rPr>
+          <w:color w:val="080808"/>
+        </w:rPr>
+        <w:t xml:space="preserve">(records, target) to </w:t>
+      </w:r>
+      <w:r>
+        <w:rPr>
+          <w:color w:val="1750EB"/>
+          <w:rFonts w:ascii="Consolas" w:hAnsi="Consolas"/>
+        </w:rPr>
         <w:t>return</w:t>
       </w:r>
       <w:r>
         <w:rPr>
           <w:color w:val="080808"/>
         </w:rPr>
-        <w:t xml:space="preserve"> the highest score. The main program must call all three and show a clear not-found message for a missing name.</w:t>
+        <w:t xml:space="preserve"> the matching score or -1. Write </w:t>
+      </w:r>
+      <w:r>
+        <w:rPr>
+          <w:color w:val="1750EB"/>
+          <w:rFonts w:ascii="Consolas" w:hAnsi="Consolas"/>
+        </w:rPr>
+        <w:t>highest_score</w:t>
+      </w:r>
+      <w:r>
+        <w:rPr>
+          <w:color w:val="080808"/>
+        </w:rPr>
+        <w:t xml:space="preserve">(records) to </w:t>
+      </w:r>
+      <w:r>
+        <w:rPr>
+          <w:color w:val="1750EB"/>
+          <w:rFonts w:ascii="Consolas" w:hAnsi="Consolas"/>
+        </w:rPr>
+        <w:t>return</w:t>
+      </w:r>
+      <w:r>
+        <w:rPr>
+          <w:color w:val="080808"/>
+        </w:rPr>
+        <w:t xml:space="preserve"> the highest score. In the main program, call all three functions. Test </w:t>
+      </w:r>
+      <w:r>
+        <w:rPr>
+          <w:color w:val="067D17"/>
+          <w:rFonts w:ascii="Consolas" w:hAnsi="Consolas"/>
+        </w:rPr>
+        <w:t>"Bao"</w:t>
+      </w:r>
+      <w:r>
+        <w:rPr>
+          <w:color w:val="080808"/>
+        </w:rPr>
+        <w:t xml:space="preserve">; display </w:t>
+      </w:r>
+      <w:r>
+        <w:rPr>
+          <w:color w:val="067D17"/>
+          <w:rFonts w:ascii="Consolas" w:hAnsi="Consolas"/>
+        </w:rPr>
+        <w:t>"Score: 9"</w:t>
+      </w:r>
+      <w:r>
+        <w:rPr>
+          <w:color w:val="080808"/>
+        </w:rPr>
+        <w:t xml:space="preserve"> and </w:t>
+      </w:r>
+      <w:r>
+        <w:rPr>
+          <w:color w:val="067D17"/>
+          <w:rFonts w:ascii="Consolas" w:hAnsi="Consolas"/>
+        </w:rPr>
+        <w:t>"Highest score: 9"</w:t>
+      </w:r>
+      <w:r>
+        <w:rPr>
+          <w:color w:val="080808"/>
+        </w:rPr>
+        <w:t xml:space="preserve">. Test </w:t>
+      </w:r>
+      <w:r>
+        <w:rPr>
+          <w:color w:val="067D17"/>
+          <w:rFonts w:ascii="Consolas" w:hAnsi="Consolas"/>
+        </w:rPr>
+        <w:t>"Mina"</w:t>
+      </w:r>
+      <w:r>
+        <w:rPr>
+          <w:color w:val="080808"/>
+        </w:rPr>
+        <w:t xml:space="preserve">; display </w:t>
+      </w:r>
+      <w:r>
+        <w:rPr>
+          <w:color w:val="067D17"/>
+          <w:rFonts w:ascii="Consolas" w:hAnsi="Consolas"/>
+        </w:rPr>
+        <w:t>"Name not found."</w:t>
+      </w:r>
+      <w:r>
+        <w:rPr>
+          <w:color w:val="080808"/>
+        </w:rPr>
+        <w:t xml:space="preserve"> and </w:t>
+      </w:r>
+      <w:r>
+        <w:rPr>
+          <w:color w:val="067D17"/>
+          <w:rFonts w:ascii="Consolas" w:hAnsi="Consolas"/>
+        </w:rPr>
+        <w:t>"Highest score: 9"</w:t>
+      </w:r>
+      <w:r>
+        <w:rPr>
+          <w:color w:val="080808"/>
+        </w:rPr>
+        <w:t>.</w:t>
       </w:r>
     </w:p>
     <w:p>

--- a/Mapped Curriculum Lesson - Supplemental Material/Grade 8/Lesson 35 - Functions with 2D Data/Functions with 2D Data - Worksheet.docx
+++ b/Mapped Curriculum Lesson - Supplemental Material/Grade 8/Lesson 35 - Functions with 2D Data/Functions with 2D Data - Worksheet.docx
@@ -1420,12 +1420,14 @@
         <w:rPr>
           <w:color w:val="080808"/>
         </w:rPr>
-        <w:t xml:space="preserve">Use </w:t>
-      </w:r>
-      <w:r>
-        <w:rPr>
-          <w:color w:val="1750EB"/>
-          <w:rFonts w:ascii="Consolas" w:hAnsi="Consolas"/>
+        <w:t xml:space="preserve">Change the example so it makes two fixed searches instead of asking for a club. Call </w:t>
+      </w:r>
+      <w:r>
+        <w:rPr>
+          <w:color w:val="1750EB"/>
+          <w:rFonts w:ascii="JetBrains Mono" w:hAnsi="JetBrains Mono"/>
+          <w:sz w:val="20"/>
+          <w:szCs w:val="20"/>
         </w:rPr>
         <w:t>find_members()</w:t>
       </w:r>
@@ -1433,12 +1435,30 @@
         <w:rPr>
           <w:color w:val="080808"/>
         </w:rPr>
-        <w:t xml:space="preserve"> to find the number of members in </w:t>
+        <w:t xml:space="preserve"> with </w:t>
+      </w:r>
+      <w:r>
+        <w:rPr>
+          <w:color w:val="6A1B9A"/>
+          <w:rFonts w:ascii="JetBrains Mono" w:hAnsi="JetBrains Mono"/>
+          <w:sz w:val="20"/>
+          <w:szCs w:val="20"/>
+          <w:shd w:val="clear" w:color="auto" w:fill="ECEAF4"/>
+        </w:rPr>
+        <w:t> clubs </w:t>
+      </w:r>
+      <w:r>
+        <w:rPr>
+          <w:color w:val="080808"/>
+        </w:rPr>
+        <w:t xml:space="preserve"> and </w:t>
       </w:r>
       <w:r>
         <w:rPr>
           <w:color w:val="067D17"/>
-          <w:rFonts w:ascii="Consolas" w:hAnsi="Consolas"/>
+          <w:rFonts w:ascii="JetBrains Mono" w:hAnsi="JetBrains Mono"/>
+          <w:sz w:val="20"/>
+          <w:szCs w:val="20"/>
         </w:rPr>
         <w:t>"art"</w:t>
       </w:r>
@@ -1446,12 +1466,30 @@
         <w:rPr>
           <w:color w:val="080808"/>
         </w:rPr>
+        <w:t xml:space="preserve">, then with </w:t>
+      </w:r>
+      <w:r>
+        <w:rPr>
+          <w:color w:val="6A1B9A"/>
+          <w:rFonts w:ascii="JetBrains Mono" w:hAnsi="JetBrains Mono"/>
+          <w:sz w:val="20"/>
+          <w:szCs w:val="20"/>
+          <w:shd w:val="clear" w:color="auto" w:fill="ECEAF4"/>
+        </w:rPr>
+        <w:t> clubs </w:t>
+      </w:r>
+      <w:r>
+        <w:rPr>
+          <w:color w:val="080808"/>
+        </w:rPr>
         <w:t xml:space="preserve"> and </w:t>
       </w:r>
       <w:r>
         <w:rPr>
           <w:color w:val="067D17"/>
-          <w:rFonts w:ascii="Consolas" w:hAnsi="Consolas"/>
+          <w:rFonts w:ascii="JetBrains Mono" w:hAnsi="JetBrains Mono"/>
+          <w:sz w:val="20"/>
+          <w:szCs w:val="20"/>
         </w:rPr>
         <w:t>"code"</w:t>
       </w:r>
@@ -1459,12 +1497,14 @@
         <w:rPr>
           <w:color w:val="080808"/>
         </w:rPr>
-        <w:t xml:space="preserve">. Display </w:t>
+        <w:t xml:space="preserve">. Display the results as </w:t>
       </w:r>
       <w:r>
         <w:rPr>
           <w:color w:val="067D17"/>
-          <w:rFonts w:ascii="Consolas" w:hAnsi="Consolas"/>
+          <w:rFonts w:ascii="JetBrains Mono" w:hAnsi="JetBrains Mono"/>
+          <w:sz w:val="20"/>
+          <w:szCs w:val="20"/>
         </w:rPr>
         <w:t>"Art: 12"</w:t>
       </w:r>
@@ -1477,7 +1517,9 @@
       <w:r>
         <w:rPr>
           <w:color w:val="067D17"/>
-          <w:rFonts w:ascii="Consolas" w:hAnsi="Consolas"/>
+          <w:rFonts w:ascii="JetBrains Mono" w:hAnsi="JetBrains Mono"/>
+          <w:sz w:val="20"/>
+          <w:szCs w:val="20"/>
         </w:rPr>
         <w:t>"Code: 15"</w:t>
       </w:r>
@@ -1485,7 +1527,7 @@
         <w:rPr>
           <w:color w:val="080808"/>
         </w:rPr>
-        <w:t xml:space="preserve"> after the three club names.</w:t>
+        <w:t xml:space="preserve"> after the club names.</w:t>
       </w:r>
     </w:p>
     <w:p w14:noSpellErr="1">
@@ -1575,12 +1617,14 @@
         <w:rPr>
           <w:color w:val="080808"/>
         </w:rPr>
-        <w:t xml:space="preserve">Add a function </w:t>
-      </w:r>
-      <w:r>
-        <w:rPr>
-          <w:color w:val="1750EB"/>
-          <w:rFonts w:ascii="Consolas" w:hAnsi="Consolas"/>
+        <w:t xml:space="preserve">Change the example so it adds up the members instead of searching. Write </w:t>
+      </w:r>
+      <w:r>
+        <w:rPr>
+          <w:color w:val="1750EB"/>
+          <w:rFonts w:ascii="JetBrains Mono" w:hAnsi="JetBrains Mono"/>
+          <w:sz w:val="20"/>
+          <w:szCs w:val="20"/>
         </w:rPr>
         <w:t>total_members</w:t>
       </w:r>
@@ -1588,7 +1632,84 @@
         <w:rPr>
           <w:color w:val="080808"/>
         </w:rPr>
-        <w:t>(records) that loops through the rows, maintains a running total, and returns it. Display the labelled total; the supplied data must produce 45.</w:t>
+        <w:t xml:space="preserve">(records), which uses a </w:t>
+      </w:r>
+      <w:r>
+        <w:rPr>
+          <w:color w:val="1750EB"/>
+          <w:rFonts w:ascii="JetBrains Mono" w:hAnsi="JetBrains Mono"/>
+          <w:sz w:val="20"/>
+          <w:szCs w:val="20"/>
+        </w:rPr>
+        <w:t>for</w:t>
+      </w:r>
+      <w:r>
+        <w:rPr>
+          <w:color w:val="080808"/>
+        </w:rPr>
+        <w:t xml:space="preserve"> loop to add each row's count to </w:t>
+      </w:r>
+      <w:r>
+        <w:rPr>
+          <w:color w:val="6A1B9A"/>
+          <w:rFonts w:ascii="JetBrains Mono" w:hAnsi="JetBrains Mono"/>
+          <w:sz w:val="20"/>
+          <w:szCs w:val="20"/>
+          <w:shd w:val="clear" w:color="auto" w:fill="ECEAF4"/>
+        </w:rPr>
+        <w:t> total </w:t>
+      </w:r>
+      <w:r>
+        <w:rPr>
+          <w:color w:val="080808"/>
+        </w:rPr>
+        <w:t xml:space="preserve">, then </w:t>
+      </w:r>
+      <w:r>
+        <w:rPr>
+          <w:color w:val="1750EB"/>
+          <w:rFonts w:ascii="JetBrains Mono" w:hAnsi="JetBrains Mono"/>
+          <w:sz w:val="20"/>
+          <w:szCs w:val="20"/>
+        </w:rPr>
+        <w:t>return</w:t>
+      </w:r>
+      <w:r>
+        <w:rPr>
+          <w:color w:val="080808"/>
+        </w:rPr>
+        <w:t xml:space="preserve"> </w:t>
+      </w:r>
+      <w:r>
+        <w:rPr>
+          <w:color w:val="6A1B9A"/>
+          <w:rFonts w:ascii="JetBrains Mono" w:hAnsi="JetBrains Mono"/>
+          <w:sz w:val="20"/>
+          <w:szCs w:val="20"/>
+          <w:shd w:val="clear" w:color="auto" w:fill="ECEAF4"/>
+        </w:rPr>
+        <w:t> total </w:t>
+      </w:r>
+      <w:r>
+        <w:rPr>
+          <w:color w:val="080808"/>
+        </w:rPr>
+        <w:t xml:space="preserve">. Display the club names, then </w:t>
+      </w:r>
+      <w:r>
+        <w:rPr>
+          <w:color w:val="067D17"/>
+          <w:rFonts w:ascii="JetBrains Mono" w:hAnsi="JetBrains Mono"/>
+          <w:sz w:val="20"/>
+          <w:szCs w:val="20"/>
+        </w:rPr>
+        <w:t>"Total members: 45"</w:t>
+      </w:r>
+      <w:r>
+        <w:rPr>
+          <w:color w:val="080808"/>
+        </w:rPr>
+        <w:t>.</w:t>
       </w:r>
     </w:p>
     <w:p>
@@ -1615,12 +1736,45 @@
         <w:rPr>
           <w:color w:val="080808"/>
         </w:rPr>
-        <w:t>Store [</w:t>
+        <w:t xml:space="preserve">Create a 2D </w:t>
+      </w:r>
+      <w:r>
+        <w:rPr>
+          <w:color w:val="1750EB"/>
+          <w:rFonts w:ascii="JetBrains Mono" w:hAnsi="JetBrains Mono"/>
+          <w:sz w:val="20"/>
+          <w:szCs w:val="20"/>
+        </w:rPr>
+        <w:t>list</w:t>
+      </w:r>
+      <w:r>
+        <w:rPr>
+          <w:color w:val="080808"/>
+        </w:rPr>
+        <w:t xml:space="preserve"> called </w:t>
+      </w:r>
+      <w:r>
+        <w:rPr>
+          <w:color w:val="6A1B9A"/>
+          <w:rFonts w:ascii="JetBrains Mono" w:hAnsi="JetBrains Mono"/>
+          <w:sz w:val="20"/>
+          <w:szCs w:val="20"/>
+          <w:shd w:val="clear" w:color="auto" w:fill="ECEAF4"/>
+        </w:rPr>
+        <w:t> results </w:t>
+      </w:r>
+      <w:r>
+        <w:rPr>
+          <w:color w:val="080808"/>
+        </w:rPr>
+        <w:t xml:space="preserve"> with rows [</w:t>
       </w:r>
       <w:r>
         <w:rPr>
           <w:color w:val="067D17"/>
-          <w:rFonts w:ascii="Consolas" w:hAnsi="Consolas"/>
+          <w:rFonts w:ascii="JetBrains Mono" w:hAnsi="JetBrains Mono"/>
+          <w:sz w:val="20"/>
+          <w:szCs w:val="20"/>
         </w:rPr>
         <w:t>"ari"</w:t>
       </w:r>
@@ -1633,7 +1787,9 @@
       <w:r>
         <w:rPr>
           <w:color w:val="067D17"/>
-          <w:rFonts w:ascii="Consolas" w:hAnsi="Consolas"/>
+          <w:rFonts w:ascii="JetBrains Mono" w:hAnsi="JetBrains Mono"/>
+          <w:sz w:val="20"/>
+          <w:szCs w:val="20"/>
         </w:rPr>
         <w:t>"bao"</w:t>
       </w:r>
@@ -1646,7 +1802,9 @@
       <w:r>
         <w:rPr>
           <w:color w:val="067D17"/>
-          <w:rFonts w:ascii="Consolas" w:hAnsi="Consolas"/>
+          <w:rFonts w:ascii="JetBrains Mono" w:hAnsi="JetBrains Mono"/>
+          <w:sz w:val="20"/>
+          <w:szCs w:val="20"/>
         </w:rPr>
         <w:t>"cleo"</w:t>
       </w:r>
@@ -1654,12 +1812,14 @@
         <w:rPr>
           <w:color w:val="080808"/>
         </w:rPr>
-        <w:t xml:space="preserve">, 8] in [results]. Write </w:t>
-      </w:r>
-      <w:r>
-        <w:rPr>
-          <w:color w:val="1750EB"/>
-          <w:rFonts w:ascii="Consolas" w:hAnsi="Consolas"/>
+        <w:t xml:space="preserve">, 8]. Write </w:t>
+      </w:r>
+      <w:r>
+        <w:rPr>
+          <w:color w:val="1750EB"/>
+          <w:rFonts w:ascii="JetBrains Mono" w:hAnsi="JetBrains Mono"/>
+          <w:sz w:val="20"/>
+          <w:szCs w:val="20"/>
         </w:rPr>
         <w:t>show_records</w:t>
       </w:r>
@@ -1667,12 +1827,14 @@
         <w:rPr>
           <w:color w:val="080808"/>
         </w:rPr>
-        <w:t xml:space="preserve">(records) to display every name and score. Write </w:t>
-      </w:r>
-      <w:r>
-        <w:rPr>
-          <w:color w:val="1750EB"/>
-          <w:rFonts w:ascii="Consolas" w:hAnsi="Consolas"/>
+        <w:t xml:space="preserve">(records) to display each name and score, and </w:t>
+      </w:r>
+      <w:r>
+        <w:rPr>
+          <w:color w:val="1750EB"/>
+          <w:rFonts w:ascii="JetBrains Mono" w:hAnsi="JetBrains Mono"/>
+          <w:sz w:val="20"/>
+          <w:szCs w:val="20"/>
         </w:rPr>
         <w:t>find_score</w:t>
       </w:r>
@@ -1685,7 +1847,9 @@
       <w:r>
         <w:rPr>
           <w:color w:val="1750EB"/>
-          <w:rFonts w:ascii="Consolas" w:hAnsi="Consolas"/>
+          <w:rFonts w:ascii="JetBrains Mono" w:hAnsi="JetBrains Mono"/>
+          <w:sz w:val="20"/>
+          <w:szCs w:val="20"/>
         </w:rPr>
         <w:t>return</w:t>
       </w:r>
@@ -1693,25 +1857,14 @@
         <w:rPr>
           <w:color w:val="080808"/>
         </w:rPr>
-        <w:t xml:space="preserve"> the matching score or -1. Write </w:t>
-      </w:r>
-      <w:r>
-        <w:rPr>
-          <w:color w:val="1750EB"/>
-          <w:rFonts w:ascii="Consolas" w:hAnsi="Consolas"/>
-        </w:rPr>
-        <w:t>highest_score</w:t>
-      </w:r>
-      <w:r>
-        <w:rPr>
-          <w:color w:val="080808"/>
-        </w:rPr>
-        <w:t xml:space="preserve">(records) to </w:t>
-      </w:r>
-      <w:r>
-        <w:rPr>
-          <w:color w:val="1750EB"/>
-          <w:rFonts w:ascii="Consolas" w:hAnsi="Consolas"/>
+        <w:t xml:space="preserve"> a matching score, or </w:t>
+      </w:r>
+      <w:r>
+        <w:rPr>
+          <w:color w:val="1750EB"/>
+          <w:rFonts w:ascii="JetBrains Mono" w:hAnsi="JetBrains Mono"/>
+          <w:sz w:val="20"/>
+          <w:szCs w:val="20"/>
         </w:rPr>
         <w:t>return</w:t>
       </w:r>
@@ -1719,64 +1872,44 @@
         <w:rPr>
           <w:color w:val="080808"/>
         </w:rPr>
-        <w:t xml:space="preserve"> the highest score. In the main program, call all three functions. Test </w:t>
+        <w:t xml:space="preserve"> -1. Call </w:t>
+      </w:r>
+      <w:r>
+        <w:rPr>
+          <w:color w:val="1750EB"/>
+          <w:rFonts w:ascii="JetBrains Mono" w:hAnsi="JetBrains Mono"/>
+          <w:sz w:val="20"/>
+          <w:szCs w:val="20"/>
+        </w:rPr>
+        <w:t>show_records()</w:t>
+      </w:r>
+      <w:r>
+        <w:rPr>
+          <w:color w:val="080808"/>
+        </w:rPr>
+        <w:t xml:space="preserve">, ask for a name, then display </w:t>
       </w:r>
       <w:r>
         <w:rPr>
           <w:color w:val="067D17"/>
-          <w:rFonts w:ascii="Consolas" w:hAnsi="Consolas"/>
-        </w:rPr>
-        <w:t>"Bao"</w:t>
-      </w:r>
-      <w:r>
-        <w:rPr>
-          <w:color w:val="080808"/>
-        </w:rPr>
-        <w:t xml:space="preserve">; display </w:t>
+          <w:rFonts w:ascii="JetBrains Mono" w:hAnsi="JetBrains Mono"/>
+          <w:sz w:val="20"/>
+          <w:szCs w:val="20"/>
+        </w:rPr>
+        <w:t>"Score:"</w:t>
+      </w:r>
+      <w:r>
+        <w:rPr>
+          <w:color w:val="080808"/>
+        </w:rPr>
+        <w:t xml:space="preserve"> with the result, or </w:t>
       </w:r>
       <w:r>
         <w:rPr>
           <w:color w:val="067D17"/>
-          <w:rFonts w:ascii="Consolas" w:hAnsi="Consolas"/>
-        </w:rPr>
-        <w:t>"Score: 9"</w:t>
-      </w:r>
-      <w:r>
-        <w:rPr>
-          <w:color w:val="080808"/>
-        </w:rPr>
-        <w:t xml:space="preserve"> and </w:t>
-      </w:r>
-      <w:r>
-        <w:rPr>
-          <w:color w:val="067D17"/>
-          <w:rFonts w:ascii="Consolas" w:hAnsi="Consolas"/>
-        </w:rPr>
-        <w:t>"Highest score: 9"</w:t>
-      </w:r>
-      <w:r>
-        <w:rPr>
-          <w:color w:val="080808"/>
-        </w:rPr>
-        <w:t xml:space="preserve">. Test </w:t>
-      </w:r>
-      <w:r>
-        <w:rPr>
-          <w:color w:val="067D17"/>
-          <w:rFonts w:ascii="Consolas" w:hAnsi="Consolas"/>
-        </w:rPr>
-        <w:t>"Mina"</w:t>
-      </w:r>
-      <w:r>
-        <w:rPr>
-          <w:color w:val="080808"/>
-        </w:rPr>
-        <w:t xml:space="preserve">; display </w:t>
-      </w:r>
-      <w:r>
-        <w:rPr>
-          <w:color w:val="067D17"/>
-          <w:rFonts w:ascii="Consolas" w:hAnsi="Consolas"/>
+          <w:rFonts w:ascii="JetBrains Mono" w:hAnsi="JetBrains Mono"/>
+          <w:sz w:val="20"/>
+          <w:szCs w:val="20"/>
         </w:rPr>
         <w:t>"Name not found."</w:t>
       </w:r>
@@ -1784,20 +1917,7 @@
         <w:rPr>
           <w:color w:val="080808"/>
         </w:rPr>
-        <w:t xml:space="preserve"> and </w:t>
-      </w:r>
-      <w:r>
-        <w:rPr>
-          <w:color w:val="067D17"/>
-          <w:rFonts w:ascii="Consolas" w:hAnsi="Consolas"/>
-        </w:rPr>
-        <w:t>"Highest score: 9"</w:t>
-      </w:r>
-      <w:r>
-        <w:rPr>
-          <w:color w:val="080808"/>
-        </w:rPr>
-        <w:t>.</w:t>
+        <w:t xml:space="preserve"> for -1.</w:t>
       </w:r>
     </w:p>
     <w:p>

--- a/Mapped Curriculum Lesson - Supplemental Material/Grade 8/Lesson 35 - Functions with 2D Data/Functions with 2D Data - Worksheet.docx
+++ b/Mapped Curriculum Lesson - Supplemental Material/Grade 8/Lesson 35 - Functions with 2D Data/Functions with 2D Data - Worksheet.docx
@@ -1636,7 +1636,7 @@
       </w:r>
       <w:r>
         <w:rPr>
-          <w:color w:val="1750EB"/>
+          <w:color w:val="C45E00"/>
           <w:rFonts w:ascii="JetBrains Mono" w:hAnsi="JetBrains Mono"/>
           <w:sz w:val="20"/>
           <w:szCs w:val="20"/>
@@ -1667,7 +1667,7 @@
       </w:r>
       <w:r>
         <w:rPr>
-          <w:color w:val="1750EB"/>
+          <w:color w:val="C45E00"/>
           <w:rFonts w:ascii="JetBrains Mono" w:hAnsi="JetBrains Mono"/>
           <w:sz w:val="20"/>
           <w:szCs w:val="20"/>
@@ -1846,7 +1846,7 @@
       </w:r>
       <w:r>
         <w:rPr>
-          <w:color w:val="1750EB"/>
+          <w:color w:val="C45E00"/>
           <w:rFonts w:ascii="JetBrains Mono" w:hAnsi="JetBrains Mono"/>
           <w:sz w:val="20"/>
           <w:szCs w:val="20"/>
@@ -1861,7 +1861,7 @@
       </w:r>
       <w:r>
         <w:rPr>
-          <w:color w:val="1750EB"/>
+          <w:color w:val="C45E00"/>
           <w:rFonts w:ascii="JetBrains Mono" w:hAnsi="JetBrains Mono"/>
           <w:sz w:val="20"/>
           <w:szCs w:val="20"/>

--- a/Mapped Curriculum Lesson - Supplemental Material/Grade 8/Lesson 35 - Functions with 2D Data/Functions with 2D Data - Worksheet.docx
+++ b/Mapped Curriculum Lesson - Supplemental Material/Grade 8/Lesson 35 - Functions with 2D Data/Functions with 2D Data - Worksheet.docx
@@ -37,18 +37,72 @@
           <w:rFonts w:ascii="JetBrains Mono" w:hAnsi="JetBrains Mono" w:cs="JetBrains Mono"/>
           <w:sz w:val="18"/>
           <w:szCs w:val="18"/>
+          <w:color w:val="C45E00"/>
+        </w:rPr>
+        <w:t>def</w:t>
+      </w:r>
+      <w:r>
+        <w:rPr>
+          <w:rFonts w:ascii="JetBrains Mono" w:hAnsi="JetBrains Mono" w:cs="JetBrains Mono"/>
+          <w:sz w:val="18"/>
+          <w:szCs w:val="18"/>
+          <w:color w:val="080808"/>
+        </w:rPr>
+        <w:t xml:space="preserve"> find_members(records, target):</w:t>
+      </w:r>
+      <w:r>
+        <w:rPr>
+          <w:rFonts w:ascii="JetBrains Mono" w:hAnsi="JetBrains Mono" w:cs="JetBrains Mono"/>
+          <w:sz w:val="18"/>
+          <w:szCs w:val="18"/>
           <w:color w:val="1750EB"/>
         </w:rPr>
-        <w:t>def</w:t>
-      </w:r>
-      <w:r>
-        <w:rPr>
-          <w:rFonts w:ascii="JetBrains Mono" w:hAnsi="JetBrains Mono" w:cs="JetBrains Mono"/>
-          <w:sz w:val="18"/>
-          <w:szCs w:val="18"/>
-          <w:color w:val="080808"/>
-        </w:rPr>
-        <w:t xml:space="preserve"> find_members(records, target):</w:t>
+        <w:br/>
+      </w:r>
+      <w:r>
+        <w:rPr>
+          <w:rFonts w:ascii="JetBrains Mono" w:hAnsi="JetBrains Mono" w:cs="JetBrains Mono"/>
+          <w:sz w:val="18"/>
+          <w:szCs w:val="18"/>
+          <w:color w:val="080808"/>
+        </w:rPr>
+        <w:t xml:space="preserve">    </w:t>
+      </w:r>
+      <w:r>
+        <w:rPr>
+          <w:rFonts w:ascii="JetBrains Mono" w:hAnsi="JetBrains Mono" w:cs="JetBrains Mono"/>
+          <w:sz w:val="18"/>
+          <w:szCs w:val="18"/>
+          <w:color w:val="C45E00"/>
+        </w:rPr>
+        <w:t>for</w:t>
+      </w:r>
+      <w:r>
+        <w:rPr>
+          <w:rFonts w:ascii="JetBrains Mono" w:hAnsi="JetBrains Mono" w:cs="JetBrains Mono"/>
+          <w:sz w:val="18"/>
+          <w:szCs w:val="18"/>
+          <w:color w:val="080808"/>
+        </w:rPr>
+        <w:t xml:space="preserve"> record </w:t>
+      </w:r>
+      <w:r>
+        <w:rPr>
+          <w:rFonts w:ascii="JetBrains Mono" w:hAnsi="JetBrains Mono" w:cs="JetBrains Mono"/>
+          <w:sz w:val="18"/>
+          <w:szCs w:val="18"/>
+          <w:color w:val="C45E00"/>
+        </w:rPr>
+        <w:t>in</w:t>
+      </w:r>
+      <w:r>
+        <w:rPr>
+          <w:rFonts w:ascii="JetBrains Mono" w:hAnsi="JetBrains Mono" w:cs="JetBrains Mono"/>
+          <w:sz w:val="18"/>
+          <w:szCs w:val="18"/>
+          <w:color w:val="080808"/>
+        </w:rPr>
+        <w:t xml:space="preserve"> records:</w:t>
       </w:r>
       <w:r>
         <w:rPr>
@@ -66,6 +120,96 @@
           <w:szCs w:val="18"/>
           <w:color w:val="080808"/>
         </w:rPr>
+        <w:t xml:space="preserve">        </w:t>
+      </w:r>
+      <w:r>
+        <w:rPr>
+          <w:rFonts w:ascii="JetBrains Mono" w:hAnsi="JetBrains Mono" w:cs="JetBrains Mono"/>
+          <w:sz w:val="18"/>
+          <w:szCs w:val="18"/>
+          <w:color w:val="C45E00"/>
+        </w:rPr>
+        <w:t>if</w:t>
+      </w:r>
+      <w:r>
+        <w:rPr>
+          <w:rFonts w:ascii="JetBrains Mono" w:hAnsi="JetBrains Mono" w:cs="JetBrains Mono"/>
+          <w:sz w:val="18"/>
+          <w:szCs w:val="18"/>
+          <w:color w:val="080808"/>
+        </w:rPr>
+        <w:t xml:space="preserve"> record[0] </w:t>
+      </w:r>
+      <w:r>
+        <w:rPr>
+          <w:rFonts w:ascii="Consolas" w:hAnsi="Consolas" w:cs="JetBrains Mono"/>
+          <w:sz w:val="18"/>
+          <w:szCs w:val="18"/>
+          <w:color w:val="080808"/>
+        </w:rPr>
+        <w:t>==</w:t>
+      </w:r>
+      <w:r>
+        <w:rPr>
+          <w:rFonts w:ascii="JetBrains Mono" w:hAnsi="JetBrains Mono" w:cs="JetBrains Mono"/>
+          <w:sz w:val="18"/>
+          <w:szCs w:val="18"/>
+          <w:color w:val="080808"/>
+        </w:rPr>
+        <w:t xml:space="preserve"> target:</w:t>
+      </w:r>
+      <w:r>
+        <w:rPr>
+          <w:rFonts w:ascii="JetBrains Mono" w:hAnsi="JetBrains Mono" w:cs="JetBrains Mono"/>
+          <w:sz w:val="18"/>
+          <w:szCs w:val="18"/>
+          <w:color w:val="1750EB"/>
+        </w:rPr>
+        <w:br/>
+      </w:r>
+      <w:r>
+        <w:rPr>
+          <w:rFonts w:ascii="JetBrains Mono" w:hAnsi="JetBrains Mono" w:cs="JetBrains Mono"/>
+          <w:sz w:val="18"/>
+          <w:szCs w:val="18"/>
+          <w:color w:val="080808"/>
+        </w:rPr>
+        <w:t xml:space="preserve">            </w:t>
+      </w:r>
+      <w:r>
+        <w:rPr>
+          <w:rFonts w:ascii="JetBrains Mono" w:hAnsi="JetBrains Mono" w:cs="JetBrains Mono"/>
+          <w:sz w:val="18"/>
+          <w:szCs w:val="18"/>
+          <w:color w:val="C45E00"/>
+        </w:rPr>
+        <w:t>return</w:t>
+      </w:r>
+      <w:r>
+        <w:rPr>
+          <w:rFonts w:ascii="JetBrains Mono" w:hAnsi="JetBrains Mono" w:cs="JetBrains Mono"/>
+          <w:sz w:val="18"/>
+          <w:szCs w:val="18"/>
+          <w:color w:val="080808"/>
+        </w:rPr>
+        <w:t xml:space="preserve"> record[1]</w:t>
+      </w:r>
+      <w:r>
+        <w:rPr>
+          <w:rFonts w:ascii="JetBrains Mono" w:hAnsi="JetBrains Mono" w:cs="JetBrains Mono"/>
+          <w:sz w:val="18"/>
+          <w:szCs w:val="18"/>
+          <w:color w:val="1750EB"/>
+        </w:rPr>
+        <w:br/>
+      </w:r>
+      <w:r>
+        <w:rPr>
+          <w:rFonts w:ascii="JetBrains Mono" w:hAnsi="JetBrains Mono" w:cs="JetBrains Mono"/>
+          <w:sz w:val="18"/>
+          <w:szCs w:val="18"/>
+          <w:color w:val="080808"/>
+        </w:rPr>
         <w:t xml:space="preserve">    </w:t>
       </w:r>
       <w:r>
@@ -73,8 +217,107 @@
           <w:rFonts w:ascii="JetBrains Mono" w:hAnsi="JetBrains Mono" w:cs="JetBrains Mono"/>
           <w:sz w:val="18"/>
           <w:szCs w:val="18"/>
+          <w:color w:val="C45E00"/>
+        </w:rPr>
+        <w:t>return</w:t>
+      </w:r>
+      <w:r>
+        <w:rPr>
+          <w:rFonts w:ascii="JetBrains Mono" w:hAnsi="JetBrains Mono" w:cs="JetBrains Mono"/>
+          <w:sz w:val="18"/>
+          <w:szCs w:val="18"/>
+          <w:color w:val="080808"/>
+        </w:rPr>
+        <w:t xml:space="preserve"> -1</w:t>
+      </w:r>
+      <w:r>
+        <w:rPr>
+          <w:rFonts w:ascii="JetBrains Mono" w:hAnsi="JetBrains Mono" w:cs="JetBrains Mono"/>
+          <w:sz w:val="18"/>
+          <w:szCs w:val="18"/>
           <w:color w:val="1750EB"/>
         </w:rPr>
+        <w:br/>
+      </w:r>
+      <w:r>
+        <w:rPr>
+          <w:rFonts w:ascii="JetBrains Mono" w:hAnsi="JetBrains Mono" w:cs="JetBrains Mono"/>
+          <w:sz w:val="18"/>
+          <w:szCs w:val="18"/>
+          <w:color w:val="080808"/>
+        </w:rPr>
+        <w:t>clubs = [[</w:t>
+      </w:r>
+      <w:r>
+        <w:rPr>
+          <w:rFonts w:ascii="JetBrains Mono" w:hAnsi="JetBrains Mono" w:cs="JetBrains Mono"/>
+          <w:sz w:val="18"/>
+          <w:szCs w:val="18"/>
+          <w:color w:val="067D17"/>
+        </w:rPr>
+        <w:t>"art"</w:t>
+      </w:r>
+      <w:r>
+        <w:rPr>
+          <w:rFonts w:ascii="JetBrains Mono" w:hAnsi="JetBrains Mono" w:cs="JetBrains Mono"/>
+          <w:sz w:val="18"/>
+          <w:szCs w:val="18"/>
+          <w:color w:val="080808"/>
+        </w:rPr>
+        <w:t>, 12], [</w:t>
+      </w:r>
+      <w:r>
+        <w:rPr>
+          <w:rFonts w:ascii="JetBrains Mono" w:hAnsi="JetBrains Mono" w:cs="JetBrains Mono"/>
+          <w:sz w:val="18"/>
+          <w:szCs w:val="18"/>
+          <w:color w:val="067D17"/>
+        </w:rPr>
+        <w:t>"chess"</w:t>
+      </w:r>
+      <w:r>
+        <w:rPr>
+          <w:rFonts w:ascii="JetBrains Mono" w:hAnsi="JetBrains Mono" w:cs="JetBrains Mono"/>
+          <w:sz w:val="18"/>
+          <w:szCs w:val="18"/>
+          <w:color w:val="080808"/>
+        </w:rPr>
+        <w:t>, 18], [</w:t>
+      </w:r>
+      <w:r>
+        <w:rPr>
+          <w:rFonts w:ascii="JetBrains Mono" w:hAnsi="JetBrains Mono" w:cs="JetBrains Mono"/>
+          <w:sz w:val="18"/>
+          <w:szCs w:val="18"/>
+          <w:color w:val="067D17"/>
+        </w:rPr>
+        <w:t>"code"</w:t>
+      </w:r>
+      <w:r>
+        <w:rPr>
+          <w:rFonts w:ascii="JetBrains Mono" w:hAnsi="JetBrains Mono" w:cs="JetBrains Mono"/>
+          <w:sz w:val="18"/>
+          <w:szCs w:val="18"/>
+          <w:color w:val="080808"/>
+        </w:rPr>
+        <w:t>, 15]]</w:t>
+      </w:r>
+      <w:r>
+        <w:rPr>
+          <w:rFonts w:ascii="JetBrains Mono" w:hAnsi="JetBrains Mono" w:cs="JetBrains Mono"/>
+          <w:sz w:val="18"/>
+          <w:szCs w:val="18"/>
+          <w:color w:val="1750EB"/>
+        </w:rPr>
+        <w:br/>
+      </w:r>
+      <w:r>
+        <w:rPr>
+          <w:rFonts w:ascii="JetBrains Mono" w:hAnsi="JetBrains Mono" w:cs="JetBrains Mono"/>
+          <w:sz w:val="18"/>
+          <w:szCs w:val="18"/>
+          <w:color w:val="C45E00"/>
+        </w:rPr>
         <w:t>for</w:t>
       </w:r>
       <w:r>
@@ -91,250 +334,7 @@
           <w:rFonts w:ascii="JetBrains Mono" w:hAnsi="JetBrains Mono" w:cs="JetBrains Mono"/>
           <w:sz w:val="18"/>
           <w:szCs w:val="18"/>
-          <w:color w:val="1750EB"/>
-        </w:rPr>
-        <w:t>in</w:t>
-      </w:r>
-      <w:r>
-        <w:rPr>
-          <w:rFonts w:ascii="JetBrains Mono" w:hAnsi="JetBrains Mono" w:cs="JetBrains Mono"/>
-          <w:sz w:val="18"/>
-          <w:szCs w:val="18"/>
-          <w:color w:val="080808"/>
-        </w:rPr>
-        <w:t xml:space="preserve"> records:</w:t>
-      </w:r>
-      <w:r>
-        <w:rPr>
-          <w:rFonts w:ascii="JetBrains Mono" w:hAnsi="JetBrains Mono" w:cs="JetBrains Mono"/>
-          <w:sz w:val="18"/>
-          <w:szCs w:val="18"/>
-          <w:color w:val="1750EB"/>
-        </w:rPr>
-        <w:br/>
-      </w:r>
-      <w:r>
-        <w:rPr>
-          <w:rFonts w:ascii="JetBrains Mono" w:hAnsi="JetBrains Mono" w:cs="JetBrains Mono"/>
-          <w:sz w:val="18"/>
-          <w:szCs w:val="18"/>
-          <w:color w:val="080808"/>
-        </w:rPr>
-        <w:t xml:space="preserve">        </w:t>
-      </w:r>
-      <w:r>
-        <w:rPr>
-          <w:rFonts w:ascii="JetBrains Mono" w:hAnsi="JetBrains Mono" w:cs="JetBrains Mono"/>
-          <w:sz w:val="18"/>
-          <w:szCs w:val="18"/>
-          <w:color w:val="1750EB"/>
-        </w:rPr>
-        <w:t>if</w:t>
-      </w:r>
-      <w:r>
-        <w:rPr>
-          <w:rFonts w:ascii="JetBrains Mono" w:hAnsi="JetBrains Mono" w:cs="JetBrains Mono"/>
-          <w:sz w:val="18"/>
-          <w:szCs w:val="18"/>
-          <w:color w:val="080808"/>
-        </w:rPr>
-        <w:t xml:space="preserve"> record[0] </w:t>
-      </w:r>
-      <w:r>
-        <w:rPr>
-          <w:rFonts w:ascii="Consolas" w:hAnsi="Consolas" w:cs="JetBrains Mono"/>
-          <w:sz w:val="18"/>
-          <w:szCs w:val="18"/>
-          <w:color w:val="080808"/>
-        </w:rPr>
-        <w:t>==</w:t>
-      </w:r>
-      <w:r>
-        <w:rPr>
-          <w:rFonts w:ascii="JetBrains Mono" w:hAnsi="JetBrains Mono" w:cs="JetBrains Mono"/>
-          <w:sz w:val="18"/>
-          <w:szCs w:val="18"/>
-          <w:color w:val="080808"/>
-        </w:rPr>
-        <w:t xml:space="preserve"> target:</w:t>
-      </w:r>
-      <w:r>
-        <w:rPr>
-          <w:rFonts w:ascii="JetBrains Mono" w:hAnsi="JetBrains Mono" w:cs="JetBrains Mono"/>
-          <w:sz w:val="18"/>
-          <w:szCs w:val="18"/>
-          <w:color w:val="1750EB"/>
-        </w:rPr>
-        <w:br/>
-      </w:r>
-      <w:r>
-        <w:rPr>
-          <w:rFonts w:ascii="JetBrains Mono" w:hAnsi="JetBrains Mono" w:cs="JetBrains Mono"/>
-          <w:sz w:val="18"/>
-          <w:szCs w:val="18"/>
-          <w:color w:val="080808"/>
-        </w:rPr>
-        <w:t xml:space="preserve">            </w:t>
-      </w:r>
-      <w:r>
-        <w:rPr>
-          <w:rFonts w:ascii="JetBrains Mono" w:hAnsi="JetBrains Mono" w:cs="JetBrains Mono"/>
-          <w:sz w:val="18"/>
-          <w:szCs w:val="18"/>
-          <w:color w:val="1750EB"/>
-        </w:rPr>
-        <w:t>return</w:t>
-      </w:r>
-      <w:r>
-        <w:rPr>
-          <w:rFonts w:ascii="JetBrains Mono" w:hAnsi="JetBrains Mono" w:cs="JetBrains Mono"/>
-          <w:sz w:val="18"/>
-          <w:szCs w:val="18"/>
-          <w:color w:val="080808"/>
-        </w:rPr>
-        <w:t xml:space="preserve"> record[1]</w:t>
-      </w:r>
-      <w:r>
-        <w:rPr>
-          <w:rFonts w:ascii="JetBrains Mono" w:hAnsi="JetBrains Mono" w:cs="JetBrains Mono"/>
-          <w:sz w:val="18"/>
-          <w:szCs w:val="18"/>
-          <w:color w:val="1750EB"/>
-        </w:rPr>
-        <w:br/>
-      </w:r>
-      <w:r>
-        <w:rPr>
-          <w:rFonts w:ascii="JetBrains Mono" w:hAnsi="JetBrains Mono" w:cs="JetBrains Mono"/>
-          <w:sz w:val="18"/>
-          <w:szCs w:val="18"/>
-          <w:color w:val="080808"/>
-        </w:rPr>
-        <w:t xml:space="preserve">    </w:t>
-      </w:r>
-      <w:r>
-        <w:rPr>
-          <w:rFonts w:ascii="JetBrains Mono" w:hAnsi="JetBrains Mono" w:cs="JetBrains Mono"/>
-          <w:sz w:val="18"/>
-          <w:szCs w:val="18"/>
-          <w:color w:val="1750EB"/>
-        </w:rPr>
-        <w:t>return</w:t>
-      </w:r>
-      <w:r>
-        <w:rPr>
-          <w:rFonts w:ascii="JetBrains Mono" w:hAnsi="JetBrains Mono" w:cs="JetBrains Mono"/>
-          <w:sz w:val="18"/>
-          <w:szCs w:val="18"/>
-          <w:color w:val="080808"/>
-        </w:rPr>
-        <w:t xml:space="preserve"> -1</w:t>
-      </w:r>
-      <w:r>
-        <w:rPr>
-          <w:rFonts w:ascii="JetBrains Mono" w:hAnsi="JetBrains Mono" w:cs="JetBrains Mono"/>
-          <w:sz w:val="18"/>
-          <w:szCs w:val="18"/>
-          <w:color w:val="1750EB"/>
-        </w:rPr>
-        <w:br/>
-      </w:r>
-      <w:r>
-        <w:rPr>
-          <w:rFonts w:ascii="JetBrains Mono" w:hAnsi="JetBrains Mono" w:cs="JetBrains Mono"/>
-          <w:sz w:val="18"/>
-          <w:szCs w:val="18"/>
-          <w:color w:val="080808"/>
-        </w:rPr>
-        <w:t>clubs = [[</w:t>
-      </w:r>
-      <w:r>
-        <w:rPr>
-          <w:rFonts w:ascii="JetBrains Mono" w:hAnsi="JetBrains Mono" w:cs="JetBrains Mono"/>
-          <w:sz w:val="18"/>
-          <w:szCs w:val="18"/>
-          <w:color w:val="067D17"/>
-        </w:rPr>
-        <w:t>"art"</w:t>
-      </w:r>
-      <w:r>
-        <w:rPr>
-          <w:rFonts w:ascii="JetBrains Mono" w:hAnsi="JetBrains Mono" w:cs="JetBrains Mono"/>
-          <w:sz w:val="18"/>
-          <w:szCs w:val="18"/>
-          <w:color w:val="080808"/>
-        </w:rPr>
-        <w:t>, 12], [</w:t>
-      </w:r>
-      <w:r>
-        <w:rPr>
-          <w:rFonts w:ascii="JetBrains Mono" w:hAnsi="JetBrains Mono" w:cs="JetBrains Mono"/>
-          <w:sz w:val="18"/>
-          <w:szCs w:val="18"/>
-          <w:color w:val="067D17"/>
-        </w:rPr>
-        <w:t>"chess"</w:t>
-      </w:r>
-      <w:r>
-        <w:rPr>
-          <w:rFonts w:ascii="JetBrains Mono" w:hAnsi="JetBrains Mono" w:cs="JetBrains Mono"/>
-          <w:sz w:val="18"/>
-          <w:szCs w:val="18"/>
-          <w:color w:val="080808"/>
-        </w:rPr>
-        <w:t>, 18], [</w:t>
-      </w:r>
-      <w:r>
-        <w:rPr>
-          <w:rFonts w:ascii="JetBrains Mono" w:hAnsi="JetBrains Mono" w:cs="JetBrains Mono"/>
-          <w:sz w:val="18"/>
-          <w:szCs w:val="18"/>
-          <w:color w:val="067D17"/>
-        </w:rPr>
-        <w:t>"code"</w:t>
-      </w:r>
-      <w:r>
-        <w:rPr>
-          <w:rFonts w:ascii="JetBrains Mono" w:hAnsi="JetBrains Mono" w:cs="JetBrains Mono"/>
-          <w:sz w:val="18"/>
-          <w:szCs w:val="18"/>
-          <w:color w:val="080808"/>
-        </w:rPr>
-        <w:t>, 15]]</w:t>
-      </w:r>
-      <w:r>
-        <w:rPr>
-          <w:rFonts w:ascii="JetBrains Mono" w:hAnsi="JetBrains Mono" w:cs="JetBrains Mono"/>
-          <w:sz w:val="18"/>
-          <w:szCs w:val="18"/>
-          <w:color w:val="1750EB"/>
-        </w:rPr>
-        <w:br/>
-      </w:r>
-      <w:r>
-        <w:rPr>
-          <w:rFonts w:ascii="JetBrains Mono" w:hAnsi="JetBrains Mono" w:cs="JetBrains Mono"/>
-          <w:sz w:val="18"/>
-          <w:szCs w:val="18"/>
-          <w:color w:val="1750EB"/>
-        </w:rPr>
-        <w:t>for</w:t>
-      </w:r>
-      <w:r>
-        <w:rPr>
-          <w:rFonts w:ascii="JetBrains Mono" w:hAnsi="JetBrains Mono" w:cs="JetBrains Mono"/>
-          <w:sz w:val="18"/>
-          <w:szCs w:val="18"/>
-          <w:color w:val="080808"/>
-        </w:rPr>
-        <w:t xml:space="preserve"> record </w:t>
-      </w:r>
-      <w:r>
-        <w:rPr>
-          <w:rFonts w:ascii="JetBrains Mono" w:hAnsi="JetBrains Mono" w:cs="JetBrains Mono"/>
-          <w:sz w:val="18"/>
-          <w:szCs w:val="18"/>
-          <w:color w:val="1750EB"/>
+          <w:color w:val="C45E00"/>
         </w:rPr>
         <w:t>in</w:t>
       </w:r>
@@ -903,18 +903,72 @@
           <w:rFonts w:ascii="JetBrains Mono" w:hAnsi="JetBrains Mono" w:cs="JetBrains Mono"/>
           <w:sz w:val="20"/>
           <w:szCs w:val="20"/>
+          <w:color w:val="C45E00"/>
+        </w:rPr>
+        <w:t>def</w:t>
+      </w:r>
+      <w:r>
+        <w:rPr>
+          <w:rFonts w:ascii="JetBrains Mono" w:hAnsi="JetBrains Mono" w:cs="JetBrains Mono"/>
+          <w:sz w:val="20"/>
+          <w:szCs w:val="20"/>
+          <w:color w:val="080808"/>
+        </w:rPr>
+        <w:t xml:space="preserve"> find_members(records, target):</w:t>
+      </w:r>
+      <w:r>
+        <w:rPr>
+          <w:rFonts w:ascii="JetBrains Mono" w:hAnsi="JetBrains Mono" w:cs="JetBrains Mono"/>
+          <w:sz w:val="20"/>
+          <w:szCs w:val="20"/>
           <w:color w:val="1750EB"/>
         </w:rPr>
-        <w:t>def</w:t>
-      </w:r>
-      <w:r>
-        <w:rPr>
-          <w:rFonts w:ascii="JetBrains Mono" w:hAnsi="JetBrains Mono" w:cs="JetBrains Mono"/>
-          <w:sz w:val="20"/>
-          <w:szCs w:val="20"/>
-          <w:color w:val="080808"/>
-        </w:rPr>
-        <w:t xml:space="preserve"> find_members(records, target):</w:t>
+        <w:br/>
+      </w:r>
+      <w:r>
+        <w:rPr>
+          <w:rFonts w:ascii="JetBrains Mono" w:hAnsi="JetBrains Mono" w:cs="JetBrains Mono"/>
+          <w:sz w:val="20"/>
+          <w:szCs w:val="20"/>
+          <w:color w:val="080808"/>
+        </w:rPr>
+        <w:t xml:space="preserve">    </w:t>
+      </w:r>
+      <w:r>
+        <w:rPr>
+          <w:rFonts w:ascii="JetBrains Mono" w:hAnsi="JetBrains Mono" w:cs="JetBrains Mono"/>
+          <w:sz w:val="20"/>
+          <w:szCs w:val="20"/>
+          <w:color w:val="C45E00"/>
+        </w:rPr>
+        <w:t>for</w:t>
+      </w:r>
+      <w:r>
+        <w:rPr>
+          <w:rFonts w:ascii="JetBrains Mono" w:hAnsi="JetBrains Mono" w:cs="JetBrains Mono"/>
+          <w:sz w:val="20"/>
+          <w:szCs w:val="20"/>
+          <w:color w:val="080808"/>
+        </w:rPr>
+        <w:t xml:space="preserve"> record </w:t>
+      </w:r>
+      <w:r>
+        <w:rPr>
+          <w:rFonts w:ascii="JetBrains Mono" w:hAnsi="JetBrains Mono" w:cs="JetBrains Mono"/>
+          <w:sz w:val="20"/>
+          <w:szCs w:val="20"/>
+          <w:color w:val="C45E00"/>
+        </w:rPr>
+        <w:t>in</w:t>
+      </w:r>
+      <w:r>
+        <w:rPr>
+          <w:rFonts w:ascii="JetBrains Mono" w:hAnsi="JetBrains Mono" w:cs="JetBrains Mono"/>
+          <w:sz w:val="20"/>
+          <w:szCs w:val="20"/>
+          <w:color w:val="080808"/>
+        </w:rPr>
+        <w:t xml:space="preserve"> records:</w:t>
       </w:r>
       <w:r>
         <w:rPr>
@@ -932,6 +986,96 @@
           <w:szCs w:val="20"/>
           <w:color w:val="080808"/>
         </w:rPr>
+        <w:t xml:space="preserve">        </w:t>
+      </w:r>
+      <w:r>
+        <w:rPr>
+          <w:rFonts w:ascii="JetBrains Mono" w:hAnsi="JetBrains Mono" w:cs="JetBrains Mono"/>
+          <w:sz w:val="20"/>
+          <w:szCs w:val="20"/>
+          <w:color w:val="C45E00"/>
+        </w:rPr>
+        <w:t>if</w:t>
+      </w:r>
+      <w:r>
+        <w:rPr>
+          <w:rFonts w:ascii="JetBrains Mono" w:hAnsi="JetBrains Mono" w:cs="JetBrains Mono"/>
+          <w:sz w:val="20"/>
+          <w:szCs w:val="20"/>
+          <w:color w:val="080808"/>
+        </w:rPr>
+        <w:t xml:space="preserve"> record[0] </w:t>
+      </w:r>
+      <w:r>
+        <w:rPr>
+          <w:rFonts w:ascii="Consolas" w:hAnsi="Consolas" w:cs="JetBrains Mono"/>
+          <w:sz w:val="20"/>
+          <w:szCs w:val="20"/>
+          <w:color w:val="080808"/>
+        </w:rPr>
+        <w:t>==</w:t>
+      </w:r>
+      <w:r>
+        <w:rPr>
+          <w:rFonts w:ascii="JetBrains Mono" w:hAnsi="JetBrains Mono" w:cs="JetBrains Mono"/>
+          <w:sz w:val="20"/>
+          <w:szCs w:val="20"/>
+          <w:color w:val="080808"/>
+        </w:rPr>
+        <w:t xml:space="preserve"> target:</w:t>
+      </w:r>
+      <w:r>
+        <w:rPr>
+          <w:rFonts w:ascii="JetBrains Mono" w:hAnsi="JetBrains Mono" w:cs="JetBrains Mono"/>
+          <w:sz w:val="20"/>
+          <w:szCs w:val="20"/>
+          <w:color w:val="1750EB"/>
+        </w:rPr>
+        <w:br/>
+      </w:r>
+      <w:r>
+        <w:rPr>
+          <w:rFonts w:ascii="JetBrains Mono" w:hAnsi="JetBrains Mono" w:cs="JetBrains Mono"/>
+          <w:sz w:val="20"/>
+          <w:szCs w:val="20"/>
+          <w:color w:val="080808"/>
+        </w:rPr>
+        <w:t xml:space="preserve">            </w:t>
+      </w:r>
+      <w:r>
+        <w:rPr>
+          <w:rFonts w:ascii="JetBrains Mono" w:hAnsi="JetBrains Mono" w:cs="JetBrains Mono"/>
+          <w:sz w:val="20"/>
+          <w:szCs w:val="20"/>
+          <w:color w:val="C45E00"/>
+        </w:rPr>
+        <w:t>return</w:t>
+      </w:r>
+      <w:r>
+        <w:rPr>
+          <w:rFonts w:ascii="JetBrains Mono" w:hAnsi="JetBrains Mono" w:cs="JetBrains Mono"/>
+          <w:sz w:val="20"/>
+          <w:szCs w:val="20"/>
+          <w:color w:val="080808"/>
+        </w:rPr>
+        <w:t xml:space="preserve"> record[1]</w:t>
+      </w:r>
+      <w:r>
+        <w:rPr>
+          <w:rFonts w:ascii="JetBrains Mono" w:hAnsi="JetBrains Mono" w:cs="JetBrains Mono"/>
+          <w:sz w:val="20"/>
+          <w:szCs w:val="20"/>
+          <w:color w:val="1750EB"/>
+        </w:rPr>
+        <w:br/>
+      </w:r>
+      <w:r>
+        <w:rPr>
+          <w:rFonts w:ascii="JetBrains Mono" w:hAnsi="JetBrains Mono" w:cs="JetBrains Mono"/>
+          <w:sz w:val="20"/>
+          <w:szCs w:val="20"/>
+          <w:color w:val="080808"/>
+        </w:rPr>
         <w:t xml:space="preserve">    </w:t>
       </w:r>
       <w:r>
@@ -939,8 +1083,107 @@
           <w:rFonts w:ascii="JetBrains Mono" w:hAnsi="JetBrains Mono" w:cs="JetBrains Mono"/>
           <w:sz w:val="20"/>
           <w:szCs w:val="20"/>
+          <w:color w:val="C45E00"/>
+        </w:rPr>
+        <w:t>return</w:t>
+      </w:r>
+      <w:r>
+        <w:rPr>
+          <w:rFonts w:ascii="JetBrains Mono" w:hAnsi="JetBrains Mono" w:cs="JetBrains Mono"/>
+          <w:sz w:val="20"/>
+          <w:szCs w:val="20"/>
+          <w:color w:val="080808"/>
+        </w:rPr>
+        <w:t xml:space="preserve"> -1</w:t>
+      </w:r>
+      <w:r>
+        <w:rPr>
+          <w:rFonts w:ascii="JetBrains Mono" w:hAnsi="JetBrains Mono" w:cs="JetBrains Mono"/>
+          <w:sz w:val="20"/>
+          <w:szCs w:val="20"/>
           <w:color w:val="1750EB"/>
         </w:rPr>
+        <w:br/>
+      </w:r>
+      <w:r>
+        <w:rPr>
+          <w:rFonts w:ascii="JetBrains Mono" w:hAnsi="JetBrains Mono" w:cs="JetBrains Mono"/>
+          <w:sz w:val="20"/>
+          <w:szCs w:val="20"/>
+          <w:color w:val="080808"/>
+        </w:rPr>
+        <w:t>clubs = [[</w:t>
+      </w:r>
+      <w:r>
+        <w:rPr>
+          <w:rFonts w:ascii="JetBrains Mono" w:hAnsi="JetBrains Mono" w:cs="JetBrains Mono"/>
+          <w:sz w:val="20"/>
+          <w:szCs w:val="20"/>
+          <w:color w:val="067D17"/>
+        </w:rPr>
+        <w:t>"art"</w:t>
+      </w:r>
+      <w:r>
+        <w:rPr>
+          <w:rFonts w:ascii="JetBrains Mono" w:hAnsi="JetBrains Mono" w:cs="JetBrains Mono"/>
+          <w:sz w:val="20"/>
+          <w:szCs w:val="20"/>
+          <w:color w:val="080808"/>
+        </w:rPr>
+        <w:t>, 12], [</w:t>
+      </w:r>
+      <w:r>
+        <w:rPr>
+          <w:rFonts w:ascii="JetBrains Mono" w:hAnsi="JetBrains Mono" w:cs="JetBrains Mono"/>
+          <w:sz w:val="20"/>
+          <w:szCs w:val="20"/>
+          <w:color w:val="067D17"/>
+        </w:rPr>
+        <w:t>"chess"</w:t>
+      </w:r>
+      <w:r>
+        <w:rPr>
+          <w:rFonts w:ascii="JetBrains Mono" w:hAnsi="JetBrains Mono" w:cs="JetBrains Mono"/>
+          <w:sz w:val="20"/>
+          <w:szCs w:val="20"/>
+          <w:color w:val="080808"/>
+        </w:rPr>
+        <w:t>, 18], [</w:t>
+      </w:r>
+      <w:r>
+        <w:rPr>
+          <w:rFonts w:ascii="JetBrains Mono" w:hAnsi="JetBrains Mono" w:cs="JetBrains Mono"/>
+          <w:sz w:val="20"/>
+          <w:szCs w:val="20"/>
+          <w:color w:val="067D17"/>
+        </w:rPr>
+        <w:t>"code"</w:t>
+      </w:r>
+      <w:r>
+        <w:rPr>
+          <w:rFonts w:ascii="JetBrains Mono" w:hAnsi="JetBrains Mono" w:cs="JetBrains Mono"/>
+          <w:sz w:val="20"/>
+          <w:szCs w:val="20"/>
+          <w:color w:val="080808"/>
+        </w:rPr>
+        <w:t>, 15]]</w:t>
+      </w:r>
+      <w:r>
+        <w:rPr>
+          <w:rFonts w:ascii="JetBrains Mono" w:hAnsi="JetBrains Mono" w:cs="JetBrains Mono"/>
+          <w:sz w:val="20"/>
+          <w:szCs w:val="20"/>
+          <w:color w:val="1750EB"/>
+        </w:rPr>
+        <w:br/>
+      </w:r>
+      <w:r>
+        <w:rPr>
+          <w:rFonts w:ascii="JetBrains Mono" w:hAnsi="JetBrains Mono" w:cs="JetBrains Mono"/>
+          <w:sz w:val="20"/>
+          <w:szCs w:val="20"/>
+          <w:color w:val="C45E00"/>
+        </w:rPr>
         <w:t>for</w:t>
       </w:r>
       <w:r>
@@ -957,250 +1200,7 @@
           <w:rFonts w:ascii="JetBrains Mono" w:hAnsi="JetBrains Mono" w:cs="JetBrains Mono"/>
           <w:sz w:val="20"/>
           <w:szCs w:val="20"/>
-          <w:color w:val="1750EB"/>
-        </w:rPr>
-        <w:t>in</w:t>
-      </w:r>
-      <w:r>
-        <w:rPr>
-          <w:rFonts w:ascii="JetBrains Mono" w:hAnsi="JetBrains Mono" w:cs="JetBrains Mono"/>
-          <w:sz w:val="20"/>
-          <w:szCs w:val="20"/>
-          <w:color w:val="080808"/>
-        </w:rPr>
-        <w:t xml:space="preserve"> records:</w:t>
-      </w:r>
-      <w:r>
-        <w:rPr>
-          <w:rFonts w:ascii="JetBrains Mono" w:hAnsi="JetBrains Mono" w:cs="JetBrains Mono"/>
-          <w:sz w:val="20"/>
-          <w:szCs w:val="20"/>
-          <w:color w:val="1750EB"/>
-        </w:rPr>
-        <w:br/>
-      </w:r>
-      <w:r>
-        <w:rPr>
-          <w:rFonts w:ascii="JetBrains Mono" w:hAnsi="JetBrains Mono" w:cs="JetBrains Mono"/>
-          <w:sz w:val="20"/>
-          <w:szCs w:val="20"/>
-          <w:color w:val="080808"/>
-        </w:rPr>
-        <w:t xml:space="preserve">        </w:t>
-      </w:r>
-      <w:r>
-        <w:rPr>
-          <w:rFonts w:ascii="JetBrains Mono" w:hAnsi="JetBrains Mono" w:cs="JetBrains Mono"/>
-          <w:sz w:val="20"/>
-          <w:szCs w:val="20"/>
-          <w:color w:val="1750EB"/>
-        </w:rPr>
-        <w:t>if</w:t>
-      </w:r>
-      <w:r>
-        <w:rPr>
-          <w:rFonts w:ascii="JetBrains Mono" w:hAnsi="JetBrains Mono" w:cs="JetBrains Mono"/>
-          <w:sz w:val="20"/>
-          <w:szCs w:val="20"/>
-          <w:color w:val="080808"/>
-        </w:rPr>
-        <w:t xml:space="preserve"> record[0] </w:t>
-      </w:r>
-      <w:r>
-        <w:rPr>
-          <w:rFonts w:ascii="Consolas" w:hAnsi="Consolas" w:cs="JetBrains Mono"/>
-          <w:sz w:val="20"/>
-          <w:szCs w:val="20"/>
-          <w:color w:val="080808"/>
-        </w:rPr>
-        <w:t>==</w:t>
-      </w:r>
-      <w:r>
-        <w:rPr>
-          <w:rFonts w:ascii="JetBrains Mono" w:hAnsi="JetBrains Mono" w:cs="JetBrains Mono"/>
-          <w:sz w:val="20"/>
-          <w:szCs w:val="20"/>
-          <w:color w:val="080808"/>
-        </w:rPr>
-        <w:t xml:space="preserve"> target:</w:t>
-      </w:r>
-      <w:r>
-        <w:rPr>
-          <w:rFonts w:ascii="JetBrains Mono" w:hAnsi="JetBrains Mono" w:cs="JetBrains Mono"/>
-          <w:sz w:val="20"/>
-          <w:szCs w:val="20"/>
-          <w:color w:val="1750EB"/>
-        </w:rPr>
-        <w:br/>
-      </w:r>
-      <w:r>
-        <w:rPr>
-          <w:rFonts w:ascii="JetBrains Mono" w:hAnsi="JetBrains Mono" w:cs="JetBrains Mono"/>
-          <w:sz w:val="20"/>
-          <w:szCs w:val="20"/>
-          <w:color w:val="080808"/>
-        </w:rPr>
-        <w:t xml:space="preserve">            </w:t>
-      </w:r>
-      <w:r>
-        <w:rPr>
-          <w:rFonts w:ascii="JetBrains Mono" w:hAnsi="JetBrains Mono" w:cs="JetBrains Mono"/>
-          <w:sz w:val="20"/>
-          <w:szCs w:val="20"/>
-          <w:color w:val="1750EB"/>
-        </w:rPr>
-        <w:t>return</w:t>
-      </w:r>
-      <w:r>
-        <w:rPr>
-          <w:rFonts w:ascii="JetBrains Mono" w:hAnsi="JetBrains Mono" w:cs="JetBrains Mono"/>
-          <w:sz w:val="20"/>
-          <w:szCs w:val="20"/>
-          <w:color w:val="080808"/>
-        </w:rPr>
-        <w:t xml:space="preserve"> record[1]</w:t>
-      </w:r>
-      <w:r>
-        <w:rPr>
-          <w:rFonts w:ascii="JetBrains Mono" w:hAnsi="JetBrains Mono" w:cs="JetBrains Mono"/>
-          <w:sz w:val="20"/>
-          <w:szCs w:val="20"/>
-          <w:color w:val="1750EB"/>
-        </w:rPr>
-        <w:br/>
-      </w:r>
-      <w:r>
-        <w:rPr>
-          <w:rFonts w:ascii="JetBrains Mono" w:hAnsi="JetBrains Mono" w:cs="JetBrains Mono"/>
-          <w:sz w:val="20"/>
-          <w:szCs w:val="20"/>
-          <w:color w:val="080808"/>
-        </w:rPr>
-        <w:t xml:space="preserve">    </w:t>
-      </w:r>
-      <w:r>
-        <w:rPr>
-          <w:rFonts w:ascii="JetBrains Mono" w:hAnsi="JetBrains Mono" w:cs="JetBrains Mono"/>
-          <w:sz w:val="20"/>
-          <w:szCs w:val="20"/>
-          <w:color w:val="1750EB"/>
-        </w:rPr>
-        <w:t>return</w:t>
-      </w:r>
-      <w:r>
-        <w:rPr>
-          <w:rFonts w:ascii="JetBrains Mono" w:hAnsi="JetBrains Mono" w:cs="JetBrains Mono"/>
-          <w:sz w:val="20"/>
-          <w:szCs w:val="20"/>
-          <w:color w:val="080808"/>
-        </w:rPr>
-        <w:t xml:space="preserve"> -1</w:t>
-      </w:r>
-      <w:r>
-        <w:rPr>
-          <w:rFonts w:ascii="JetBrains Mono" w:hAnsi="JetBrains Mono" w:cs="JetBrains Mono"/>
-          <w:sz w:val="20"/>
-          <w:szCs w:val="20"/>
-          <w:color w:val="1750EB"/>
-        </w:rPr>
-        <w:br/>
-      </w:r>
-      <w:r>
-        <w:rPr>
-          <w:rFonts w:ascii="JetBrains Mono" w:hAnsi="JetBrains Mono" w:cs="JetBrains Mono"/>
-          <w:sz w:val="20"/>
-          <w:szCs w:val="20"/>
-          <w:color w:val="080808"/>
-        </w:rPr>
-        <w:t>clubs = [[</w:t>
-      </w:r>
-      <w:r>
-        <w:rPr>
-          <w:rFonts w:ascii="JetBrains Mono" w:hAnsi="JetBrains Mono" w:cs="JetBrains Mono"/>
-          <w:sz w:val="20"/>
-          <w:szCs w:val="20"/>
-          <w:color w:val="067D17"/>
-        </w:rPr>
-        <w:t>"art"</w:t>
-      </w:r>
-      <w:r>
-        <w:rPr>
-          <w:rFonts w:ascii="JetBrains Mono" w:hAnsi="JetBrains Mono" w:cs="JetBrains Mono"/>
-          <w:sz w:val="20"/>
-          <w:szCs w:val="20"/>
-          <w:color w:val="080808"/>
-        </w:rPr>
-        <w:t>, 12], [</w:t>
-      </w:r>
-      <w:r>
-        <w:rPr>
-          <w:rFonts w:ascii="JetBrains Mono" w:hAnsi="JetBrains Mono" w:cs="JetBrains Mono"/>
-          <w:sz w:val="20"/>
-          <w:szCs w:val="20"/>
-          <w:color w:val="067D17"/>
-        </w:rPr>
-        <w:t>"chess"</w:t>
-      </w:r>
-      <w:r>
-        <w:rPr>
-          <w:rFonts w:ascii="JetBrains Mono" w:hAnsi="JetBrains Mono" w:cs="JetBrains Mono"/>
-          <w:sz w:val="20"/>
-          <w:szCs w:val="20"/>
-          <w:color w:val="080808"/>
-        </w:rPr>
-        <w:t>, 18], [</w:t>
-      </w:r>
-      <w:r>
-        <w:rPr>
-          <w:rFonts w:ascii="JetBrains Mono" w:hAnsi="JetBrains Mono" w:cs="JetBrains Mono"/>
-          <w:sz w:val="20"/>
-          <w:szCs w:val="20"/>
-          <w:color w:val="067D17"/>
-        </w:rPr>
-        <w:t>"code"</w:t>
-      </w:r>
-      <w:r>
-        <w:rPr>
-          <w:rFonts w:ascii="JetBrains Mono" w:hAnsi="JetBrains Mono" w:cs="JetBrains Mono"/>
-          <w:sz w:val="20"/>
-          <w:szCs w:val="20"/>
-          <w:color w:val="080808"/>
-        </w:rPr>
-        <w:t>, 15]]</w:t>
-      </w:r>
-      <w:r>
-        <w:rPr>
-          <w:rFonts w:ascii="JetBrains Mono" w:hAnsi="JetBrains Mono" w:cs="JetBrains Mono"/>
-          <w:sz w:val="20"/>
-          <w:szCs w:val="20"/>
-          <w:color w:val="1750EB"/>
-        </w:rPr>
-        <w:br/>
-      </w:r>
-      <w:r>
-        <w:rPr>
-          <w:rFonts w:ascii="JetBrains Mono" w:hAnsi="JetBrains Mono" w:cs="JetBrains Mono"/>
-          <w:sz w:val="20"/>
-          <w:szCs w:val="20"/>
-          <w:color w:val="1750EB"/>
-        </w:rPr>
-        <w:t>for</w:t>
-      </w:r>
-      <w:r>
-        <w:rPr>
-          <w:rFonts w:ascii="JetBrains Mono" w:hAnsi="JetBrains Mono" w:cs="JetBrains Mono"/>
-          <w:sz w:val="20"/>
-          <w:szCs w:val="20"/>
-          <w:color w:val="080808"/>
-        </w:rPr>
-        <w:t xml:space="preserve"> record </w:t>
-      </w:r>
-      <w:r>
-        <w:rPr>
-          <w:rFonts w:ascii="JetBrains Mono" w:hAnsi="JetBrains Mono" w:cs="JetBrains Mono"/>
-          <w:sz w:val="20"/>
-          <w:szCs w:val="20"/>
-          <w:color w:val="1750EB"/>
+          <w:color w:val="C45E00"/>
         </w:rPr>
         <w:t>in</w:t>
       </w:r>
@@ -2031,7 +2031,7 @@
           <w:kern w:val="0"/>
           <w:szCs w:val="24"/>
           <w14:ligatures w14:val="none"/>
-          <w:color w:val="1750EB"/>
+          <w:color w:val="C45E00"/>
         </w:rPr>
         <w:t>def</w:t>
       </w:r>
@@ -2091,7 +2091,7 @@
           <w:kern w:val="0"/>
           <w:szCs w:val="24"/>
           <w14:ligatures w14:val="none"/>
-          <w:color w:val="1750EB"/>
+          <w:color w:val="C45E00"/>
         </w:rPr>
         <w:t>for</w:t>
       </w:r>
@@ -2111,7 +2111,7 @@
           <w:kern w:val="0"/>
           <w:szCs w:val="24"/>
           <w14:ligatures w14:val="none"/>
-          <w:color w:val="1750EB"/>
+          <w:color w:val="C45E00"/>
         </w:rPr>
         <w:t>in</w:t>
       </w:r>
@@ -2151,7 +2151,7 @@
           <w:kern w:val="0"/>
           <w:szCs w:val="24"/>
           <w14:ligatures w14:val="none"/>
-          <w:color w:val="1750EB"/>
+          <w:color w:val="C45E00"/>
         </w:rPr>
         <w:t>if</w:t>
       </w:r>
@@ -2211,7 +2211,7 @@
           <w:kern w:val="0"/>
           <w:szCs w:val="24"/>
           <w14:ligatures w14:val="none"/>
-          <w:color w:val="1750EB"/>
+          <w:color w:val="C45E00"/>
         </w:rPr>
         <w:t>return</w:t>
       </w:r>
@@ -2251,7 +2251,7 @@
           <w:kern w:val="0"/>
           <w:szCs w:val="24"/>
           <w14:ligatures w14:val="none"/>
-          <w:color w:val="1750EB"/>
+          <w:color w:val="C45E00"/>
         </w:rPr>
         <w:t>return</w:t>
       </w:r>
